--- a/Practicas Preprofesionales/Editables/04Fase/06MerinoEdnanEvTutorAcademicoF5.docx
+++ b/Practicas Preprofesionales/Editables/04Fase/06MerinoEdnanEvTutorAcademicoF5.docx
@@ -3283,8 +3283,6 @@
               </w:rPr>
               <w:t>20</w:t>
             </w:r>
-            <w:bookmarkStart w:id="0" w:name="_GoBack"/>
-            <w:bookmarkEnd w:id="0"/>
           </w:p>
         </w:tc>
       </w:tr>
@@ -3963,420 +3961,16 @@
         <w:pStyle w:val="Textoindependiente"/>
         <w:spacing w:line="360" w:lineRule="auto"/>
         <w:ind w:left="357"/>
-        <w:jc w:val="center"/>
-        <w:rPr>
-          <w:rFonts w:ascii="Times New Roman" w:hAnsi="Times New Roman"/>
-          <w:b/>
-          <w:sz w:val="18"/>
-          <w:szCs w:val="18"/>
-          <w:u w:val="single"/>
-        </w:rPr>
-      </w:pPr>
-      <w:r>
-        <w:rPr>
-          <w:rFonts w:ascii="Times New Roman" w:hAnsi="Times New Roman"/>
-          <w:b/>
-          <w:sz w:val="18"/>
-          <w:szCs w:val="18"/>
-          <w:u w:val="single"/>
-        </w:rPr>
-        <w:lastRenderedPageBreak/>
-        <w:t>AYUDANTÍAS</w:t>
-      </w:r>
-      <w:r>
-        <w:rPr>
-          <w:rFonts w:ascii="Times New Roman" w:hAnsi="Times New Roman"/>
-          <w:b/>
-          <w:sz w:val="18"/>
-          <w:szCs w:val="18"/>
-          <w:u w:val="single"/>
-        </w:rPr>
-        <w:t xml:space="preserve"> DE CÁTEDRA O DE INVESTIGACIÓN</w:t>
-      </w:r>
-      <w:r>
-        <w:rPr>
-          <w:rStyle w:val="Refdenotaalpie"/>
-          <w:rFonts w:ascii="Times New Roman" w:hAnsi="Times New Roman"/>
-          <w:b/>
-          <w:sz w:val="18"/>
-          <w:szCs w:val="18"/>
-          <w:u w:val="single"/>
-        </w:rPr>
-        <w:footnoteReference w:id="2"/>
-      </w:r>
-    </w:p>
-    <w:tbl>
-      <w:tblPr>
-        <w:tblW w:w="0" w:type="auto"/>
-        <w:jc w:val="center"/>
-        <w:tblBorders>
-          <w:top w:val="single" w:sz="4" w:space="0" w:color="auto"/>
-          <w:left w:val="single" w:sz="4" w:space="0" w:color="auto"/>
-          <w:bottom w:val="single" w:sz="4" w:space="0" w:color="auto"/>
-          <w:right w:val="single" w:sz="4" w:space="0" w:color="auto"/>
-          <w:insideH w:val="single" w:sz="4" w:space="0" w:color="auto"/>
-          <w:insideV w:val="single" w:sz="4" w:space="0" w:color="auto"/>
-        </w:tblBorders>
-        <w:tblLayout w:type="fixed"/>
-        <w:tblCellMar>
-          <w:left w:w="70" w:type="dxa"/>
-          <w:right w:w="70" w:type="dxa"/>
-        </w:tblCellMar>
-        <w:tblLook w:val="0000" w:firstRow="0" w:lastRow="0" w:firstColumn="0" w:lastColumn="0" w:noHBand="0" w:noVBand="0"/>
-      </w:tblPr>
-      <w:tblGrid>
-        <w:gridCol w:w="1134"/>
-        <w:gridCol w:w="4820"/>
-        <w:gridCol w:w="2384"/>
-      </w:tblGrid>
-      <w:tr>
-        <w:trPr>
-          <w:trHeight w:val="281"/>
-          <w:jc w:val="center"/>
-        </w:trPr>
-        <w:tc>
-          <w:tcPr>
-            <w:tcW w:w="1134" w:type="dxa"/>
-            <w:vAlign w:val="center"/>
-          </w:tcPr>
-          <w:p>
-            <w:pPr>
-              <w:pStyle w:val="Textoindependiente"/>
-              <w:jc w:val="center"/>
-              <w:rPr>
-                <w:rFonts w:ascii="Times New Roman" w:hAnsi="Times New Roman"/>
-                <w:b/>
-                <w:sz w:val="18"/>
-                <w:szCs w:val="18"/>
-              </w:rPr>
-            </w:pPr>
-            <w:r>
-              <w:rPr>
-                <w:rFonts w:ascii="Times New Roman" w:hAnsi="Times New Roman"/>
-                <w:b/>
-                <w:sz w:val="18"/>
-                <w:szCs w:val="18"/>
-              </w:rPr>
-              <w:t>ÍTEM</w:t>
-            </w:r>
-          </w:p>
-        </w:tc>
-        <w:tc>
-          <w:tcPr>
-            <w:tcW w:w="4820" w:type="dxa"/>
-            <w:vAlign w:val="center"/>
-          </w:tcPr>
-          <w:p>
-            <w:pPr>
-              <w:pStyle w:val="Textoindependiente"/>
-              <w:jc w:val="center"/>
-              <w:rPr>
-                <w:rFonts w:ascii="Times New Roman" w:hAnsi="Times New Roman"/>
-                <w:b/>
-                <w:sz w:val="18"/>
-                <w:szCs w:val="18"/>
-              </w:rPr>
-            </w:pPr>
-            <w:r>
-              <w:rPr>
-                <w:rFonts w:ascii="Times New Roman" w:hAnsi="Times New Roman"/>
-                <w:b/>
-                <w:sz w:val="18"/>
-                <w:szCs w:val="18"/>
-              </w:rPr>
-              <w:t>INSTRUMENTO</w:t>
-            </w:r>
-          </w:p>
-        </w:tc>
-        <w:tc>
-          <w:tcPr>
-            <w:tcW w:w="2384" w:type="dxa"/>
-            <w:vAlign w:val="center"/>
-          </w:tcPr>
-          <w:p>
-            <w:pPr>
-              <w:pStyle w:val="Textoindependiente"/>
-              <w:jc w:val="center"/>
-              <w:rPr>
-                <w:rFonts w:ascii="Times New Roman" w:hAnsi="Times New Roman"/>
-                <w:b/>
-                <w:sz w:val="18"/>
-                <w:szCs w:val="18"/>
-              </w:rPr>
-            </w:pPr>
-            <w:r>
-              <w:rPr>
-                <w:rFonts w:ascii="Times New Roman" w:hAnsi="Times New Roman"/>
-                <w:b/>
-                <w:sz w:val="18"/>
-                <w:szCs w:val="18"/>
-              </w:rPr>
-              <w:t>EVALUACIÓN</w:t>
-            </w:r>
-            <w:r>
-              <w:rPr>
-                <w:rFonts w:ascii="Times New Roman" w:hAnsi="Times New Roman"/>
-                <w:b/>
-                <w:sz w:val="18"/>
-                <w:szCs w:val="18"/>
-              </w:rPr>
-              <w:t xml:space="preserve"> </w:t>
-            </w:r>
-            <w:r>
-              <w:rPr>
-                <w:rFonts w:ascii="Times New Roman" w:hAnsi="Times New Roman"/>
-                <w:b/>
-                <w:sz w:val="18"/>
-                <w:szCs w:val="18"/>
-              </w:rPr>
-              <w:t>/</w:t>
-            </w:r>
-            <w:r>
-              <w:rPr>
-                <w:rFonts w:ascii="Times New Roman" w:hAnsi="Times New Roman"/>
-                <w:b/>
-                <w:sz w:val="18"/>
-                <w:szCs w:val="18"/>
-              </w:rPr>
-              <w:t xml:space="preserve"> </w:t>
-            </w:r>
-            <w:r>
-              <w:rPr>
-                <w:rFonts w:ascii="Times New Roman" w:hAnsi="Times New Roman"/>
-                <w:b/>
-                <w:sz w:val="18"/>
-                <w:szCs w:val="18"/>
-              </w:rPr>
-              <w:t>20</w:t>
-            </w:r>
-          </w:p>
-        </w:tc>
-      </w:tr>
-      <w:tr>
-        <w:trPr>
-          <w:trHeight w:val="418"/>
-          <w:jc w:val="center"/>
-        </w:trPr>
-        <w:tc>
-          <w:tcPr>
-            <w:tcW w:w="1134" w:type="dxa"/>
-            <w:vAlign w:val="center"/>
-          </w:tcPr>
-          <w:p>
-            <w:pPr>
-              <w:pStyle w:val="Textoindependiente"/>
-              <w:jc w:val="center"/>
-              <w:rPr>
-                <w:rFonts w:ascii="Times New Roman" w:hAnsi="Times New Roman"/>
-                <w:sz w:val="18"/>
-                <w:szCs w:val="18"/>
-              </w:rPr>
-            </w:pPr>
-            <w:r>
-              <w:rPr>
-                <w:rFonts w:ascii="Times New Roman" w:hAnsi="Times New Roman"/>
-                <w:sz w:val="18"/>
-                <w:szCs w:val="18"/>
-              </w:rPr>
-              <w:t>1</w:t>
-            </w:r>
-          </w:p>
-        </w:tc>
-        <w:tc>
-          <w:tcPr>
-            <w:tcW w:w="4820" w:type="dxa"/>
-            <w:vAlign w:val="center"/>
-          </w:tcPr>
-          <w:p>
-            <w:pPr>
-              <w:jc w:val="both"/>
-              <w:rPr>
-                <w:sz w:val="18"/>
-                <w:szCs w:val="18"/>
-                <w:lang w:val="es-MX"/>
-              </w:rPr>
-            </w:pPr>
-            <w:r>
-              <w:rPr>
-                <w:sz w:val="18"/>
-                <w:szCs w:val="18"/>
-                <w:lang w:val="es-MX"/>
-              </w:rPr>
-              <w:t>Evaluación del Profesor(</w:t>
-            </w:r>
-            <w:r>
-              <w:rPr>
-                <w:sz w:val="18"/>
-                <w:szCs w:val="18"/>
-                <w:lang w:val="es-MX"/>
-              </w:rPr>
-              <w:t xml:space="preserve">a) </w:t>
-            </w:r>
-            <w:r>
-              <w:rPr>
-                <w:sz w:val="18"/>
-                <w:szCs w:val="18"/>
-                <w:lang w:val="es-MX"/>
-              </w:rPr>
-              <w:t xml:space="preserve">o </w:t>
-            </w:r>
-            <w:r>
-              <w:rPr>
-                <w:sz w:val="18"/>
-                <w:szCs w:val="18"/>
-                <w:lang w:val="es-MX"/>
-              </w:rPr>
-              <w:t>Director</w:t>
-            </w:r>
-            <w:r>
-              <w:rPr>
-                <w:sz w:val="18"/>
-                <w:szCs w:val="18"/>
-                <w:lang w:val="es-MX"/>
-              </w:rPr>
-              <w:t>(a) del Proyecto</w:t>
-            </w:r>
-            <w:r>
-              <w:rPr>
-                <w:sz w:val="18"/>
-                <w:szCs w:val="18"/>
-                <w:lang w:val="es-MX"/>
-              </w:rPr>
-              <w:t xml:space="preserve"> de Investigación</w:t>
-            </w:r>
-            <w:r>
-              <w:rPr>
-                <w:sz w:val="18"/>
-                <w:szCs w:val="18"/>
-                <w:lang w:val="es-MX"/>
-              </w:rPr>
-              <w:t xml:space="preserve"> </w:t>
-            </w:r>
-            <w:r>
-              <w:rPr>
-                <w:sz w:val="18"/>
-                <w:szCs w:val="18"/>
-                <w:lang w:val="es-MX"/>
-              </w:rPr>
-              <w:t xml:space="preserve"> (100%)</w:t>
-            </w:r>
-          </w:p>
-        </w:tc>
-        <w:tc>
-          <w:tcPr>
-            <w:tcW w:w="2384" w:type="dxa"/>
-            <w:vAlign w:val="center"/>
-          </w:tcPr>
-          <w:p>
-            <w:pPr>
-              <w:ind w:left="360"/>
-              <w:jc w:val="center"/>
-              <w:rPr>
-                <w:sz w:val="18"/>
-                <w:szCs w:val="18"/>
-                <w:lang w:val="es-MX"/>
-              </w:rPr>
-            </w:pPr>
-          </w:p>
-        </w:tc>
-      </w:tr>
-      <w:tr>
-        <w:trPr>
-          <w:trHeight w:val="408"/>
-          <w:jc w:val="center"/>
-        </w:trPr>
-        <w:tc>
-          <w:tcPr>
-            <w:tcW w:w="5954" w:type="dxa"/>
-            <w:gridSpan w:val="2"/>
-            <w:vAlign w:val="center"/>
-          </w:tcPr>
-          <w:p>
-            <w:pPr>
-              <w:pStyle w:val="Textoindependiente"/>
-              <w:jc w:val="right"/>
-              <w:rPr>
-                <w:rFonts w:ascii="Times New Roman" w:hAnsi="Times New Roman"/>
-                <w:b/>
-                <w:sz w:val="18"/>
-                <w:szCs w:val="18"/>
-              </w:rPr>
-            </w:pPr>
-            <w:r>
-              <w:rPr>
-                <w:rFonts w:ascii="Times New Roman" w:hAnsi="Times New Roman"/>
-                <w:b/>
-                <w:sz w:val="18"/>
-                <w:szCs w:val="18"/>
-              </w:rPr>
-              <w:t>Nota Final:</w:t>
-            </w:r>
-          </w:p>
-        </w:tc>
-        <w:tc>
-          <w:tcPr>
-            <w:tcW w:w="2384" w:type="dxa"/>
-            <w:vAlign w:val="center"/>
-          </w:tcPr>
-          <w:p>
-            <w:pPr>
-              <w:pStyle w:val="Textoindependiente"/>
-              <w:jc w:val="center"/>
-              <w:rPr>
-                <w:rFonts w:ascii="Times New Roman" w:hAnsi="Times New Roman"/>
-                <w:b/>
-                <w:sz w:val="18"/>
-                <w:szCs w:val="18"/>
-              </w:rPr>
-            </w:pPr>
-          </w:p>
-        </w:tc>
-      </w:tr>
-    </w:tbl>
-    <w:p>
-      <w:pPr>
-        <w:pStyle w:val="Textoindependiente"/>
-        <w:spacing w:line="360" w:lineRule="auto"/>
-        <w:ind w:left="357"/>
-        <w:jc w:val="left"/>
+        <w:jc w:val="right"/>
         <w:rPr>
           <w:rFonts w:ascii="Times New Roman" w:hAnsi="Times New Roman"/>
           <w:b/>
           <w:sz w:val="10"/>
           <w:szCs w:val="10"/>
-          <w:u w:val="single"/>
-        </w:rPr>
-      </w:pPr>
-    </w:p>
-    <w:p>
-      <w:pPr>
-        <w:pStyle w:val="Textoindependiente"/>
-        <w:spacing w:line="360" w:lineRule="auto"/>
-        <w:ind w:left="357"/>
-        <w:jc w:val="left"/>
-        <w:rPr>
-          <w:rFonts w:ascii="Times New Roman" w:hAnsi="Times New Roman"/>
-          <w:b/>
-          <w:sz w:val="10"/>
-          <w:szCs w:val="10"/>
-          <w:u w:val="single"/>
-        </w:rPr>
-      </w:pPr>
-    </w:p>
-    <w:p>
-      <w:pPr>
-        <w:pStyle w:val="Textoindependiente"/>
-        <w:spacing w:line="360" w:lineRule="auto"/>
-        <w:ind w:left="357"/>
-        <w:jc w:val="left"/>
-        <w:rPr>
-          <w:rFonts w:ascii="Times New Roman" w:hAnsi="Times New Roman"/>
-          <w:b/>
-          <w:sz w:val="10"/>
-          <w:szCs w:val="10"/>
-          <w:u w:val="single"/>
-        </w:rPr>
-      </w:pPr>
+        </w:rPr>
+      </w:pPr>
+      <w:bookmarkStart w:id="0" w:name="_GoBack"/>
+      <w:bookmarkEnd w:id="0"/>
     </w:p>
     <w:p>
       <w:pPr>
@@ -6547,33 +6141,6 @@
           <w:szCs w:val="16"/>
         </w:rPr>
         <w:t>.</w:t>
-      </w:r>
-    </w:p>
-  </w:footnote>
-  <w:footnote w:id="2">
-    <w:p>
-      <w:pPr>
-        <w:pStyle w:val="Textonotapie"/>
-        <w:jc w:val="both"/>
-        <w:rPr>
-          <w:lang w:val="es-EC"/>
-        </w:rPr>
-      </w:pPr>
-      <w:r>
-        <w:rPr>
-          <w:rStyle w:val="Refdenotaalpie"/>
-        </w:rPr>
-        <w:footnoteRef/>
-      </w:r>
-      <w:r>
-        <w:t xml:space="preserve"> </w:t>
-      </w:r>
-      <w:r>
-        <w:rPr>
-          <w:b/>
-          <w:lang w:val="es-EC"/>
-        </w:rPr>
-        <w:t>Este campo solo aplica en el caso de que el estudiante haya realizado una ayudantía de cátedra o de investigación.</w:t>
       </w:r>
     </w:p>
   </w:footnote>
@@ -8134,7 +7701,7 @@
 </file>
 
 <file path=customXml/itemProps1.xml><?xml version="1.0" encoding="utf-8"?>
-<ds:datastoreItem xmlns:ds="http://schemas.openxmlformats.org/officeDocument/2006/customXml" ds:itemID="{2C046E51-7D15-465D-BE37-D63804E74E54}">
+<ds:datastoreItem xmlns:ds="http://schemas.openxmlformats.org/officeDocument/2006/customXml" ds:itemID="{DD668A5D-86BB-4A97-A3C5-35F45156534C}">
   <ds:schemaRefs>
     <ds:schemaRef ds:uri="http://schemas.openxmlformats.org/officeDocument/2006/bibliography"/>
   </ds:schemaRefs>
